--- a/docs/AgiBot_EDA.docx
+++ b/docs/AgiBot_EDA.docx
@@ -1367,7 +1367,7 @@
           <w:sz w:val="21"/>
           <w:szCs w:val="21"/>
         </w:rPr>
-        <w:t xml:space="preserve">전체는 10.7TB라 서버에 담을 수 없음. 대신 37개 태스크 전수 조사를 먼저 수행해, 존재하는 모든 '종류'가 최소 1개씩 포함되도록 최소 용량 tar 8개(전체의 1.6%)를 선별해 다운로드.</w:t>
+        <w:t xml:space="preserve">전체는 10.7TB라 서버에 담을 수 없음. 대신 37개 태스크 전수 조사를 먼저 수행해, 존재하는 모든 '종류'가 최소 1개씩 포함되도록 최소 용량 tar 8개(93GB, 전체의 0.9%)를 선별해 다운로드. 압축을 풀면 187GB.</w:t>
       </w:r>
     </w:p>
     <w:p>
@@ -1378,7 +1378,7 @@
       <w:r>
         <w:drawing>
           <wp:inline distT="0" distB="0" distL="0" distR="0">
-            <wp:extent cx="6096000" cy="2781300"/>
+            <wp:extent cx="6096000" cy="2886075"/>
             <wp:effectExtent t="0" r="0" b="0" l="0"/>
             <wp:docPr id="1" name="" descr="" title=""/>
             <wp:cNvGraphicFramePr>
@@ -1403,7 +1403,7 @@
                   <pic:spPr bwMode="auto">
                     <a:xfrm>
                       <a:off x="0" y="0"/>
-                      <a:ext cx="6096000" cy="2781300"/>
+                      <a:ext cx="6096000" cy="2886075"/>
                     </a:xfrm>
                     <a:prstGeom prst="rect">
                       <a:avLst/>
@@ -1430,7 +1430,7 @@
           <w:sz w:val="17"/>
           <w:szCs w:val="17"/>
         </w:rPr>
-        <w:t xml:space="preserve">그림 2. 실제 전체 데이터셋(좌)과 우리 표본(우). 표본은 용량 기준 1.6%지만 카테고리 조합/스키마/카메라 구성/주석 계층은 전체와 동일하게 커버. 단, 나머지 29개 태스크의 개별 내용과 전수 통계는 표본 범위 밖.</w:t>
+        <w:t xml:space="preserve">그림 2. 실제 전체 데이터셋(좌)과 우리 표본(우). 표본은 다운로드 용량 기준 0.9%지만 카테고리 조합/스키마/카메라 구성/주석 계층은 전체와 동일하게 커버. 단, 나머지 29개 태스크의 개별 내용과 전수 통계는 표본 범위 밖.</w:t>
       </w:r>
     </w:p>
     <w:p>
@@ -1996,7 +1996,7 @@
           <w:sz w:val="17"/>
           <w:szCs w:val="17"/>
         </w:rPr>
-        <w:t xml:space="preserve">그림 6. RGB(AV1 압축, 에피소드당 ~2MB)와 depth(무손실 16bit PNG-in-mp4, ~300MB)의 대비. depth 값은 mm 단위이고 0은 측정 무효(프레임당 ~20%). 이 무손실 depth가 표본 용량의 86%(70GB)를 차지.</w:t>
+        <w:t xml:space="preserve">그림 6. RGB(AV1 압축)와 depth(무손실 16bit PNG-in-mp4)의 대비. 에피소드당 평균 크기는 RGB 3.6MB인데 depth는 185MB(최대 550MB)로 50배 차이가 난다. depth 값은 mm 단위이고 0은 측정 무효(프레임당 ~20%). 이 무손실 depth가 표본 해제본 용량의 85%(79GB)를 차지.</w:t>
       </w:r>
     </w:p>
     <w:tbl>
@@ -6086,7 +6086,7 @@
                 <w:sz w:val="18"/>
                 <w:szCs w:val="18"/>
               </w:rPr>
-              <w:t xml:space="preserve">66초</w:t>
+              <w:t xml:space="preserve">67초</w:t>
             </w:r>
           </w:p>
         </w:tc>
